--- a/docs/manuscripts/target_journal_packages/jamia_open_submission_manuscript_B/submission_checklist_jamia_open.docx
+++ b/docs/manuscripts/target_journal_packages/jamia_open_submission_manuscript_B/submission_checklist_jamia_open.docx
@@ -158,7 +158,7 @@
         </w:numPr>
       </w:pPr>
       <w:r>
-        <w:t xml:space="preserve">Insert authors, affiliations, funding, conflicts, and prior presentation details.</w:t>
+        <w:t xml:space="preserve">Confirm that provisional authorship and contact metadata match final institutional submission details.</w:t>
       </w:r>
     </w:p>
     <w:p>
@@ -194,7 +194,7 @@
         </w:numPr>
       </w:pPr>
       <w:r>
-        <w:t xml:space="preserve">Add AI-use disclosure if applicable.</w:t>
+        <w:t xml:space="preserve">Retain or revise the AI-use disclosure if applicable.</w:t>
       </w:r>
     </w:p>
     <w:bookmarkEnd w:id="9"/>
